--- a/ai-coding-standardi.docx
+++ b/ai-coding-standardi.docx
@@ -527,6 +527,70 @@
                 <w:sz w:val="19"/>
               </w:rPr>
               <w:t>Oturum aşan işin durumu ve planı</w:t>
+            </w:r>
+          </w:p>
+        </w:tc>
+      </w:tr>
+      <w:tr>
+        <w:tc>
+          <w:tcPr>
+            <w:tcW w:type="dxa" w:w="2880"/>
+          </w:tcPr>
+          <w:p>
+            <w:r>
+              <w:t>Kalite kapısı</w:t>
+            </w:r>
+          </w:p>
+        </w:tc>
+        <w:tc>
+          <w:tcPr>
+            <w:tcW w:type="dxa" w:w="2880"/>
+          </w:tcPr>
+          <w:p>
+            <w:r>
+              <w:t>.pre-commit-config.yaml</w:t>
+            </w:r>
+          </w:p>
+        </w:tc>
+        <w:tc>
+          <w:tcPr>
+            <w:tcW w:type="dxa" w:w="2880"/>
+          </w:tcPr>
+          <w:p>
+            <w:r>
+              <w:t>git — commit anında, ajandan bağımsız</w:t>
+            </w:r>
+          </w:p>
+        </w:tc>
+      </w:tr>
+      <w:tr>
+        <w:tc>
+          <w:tcPr>
+            <w:tcW w:type="dxa" w:w="2880"/>
+          </w:tcPr>
+          <w:p>
+            <w:r>
+              <w:t>İzin / gizlilik</w:t>
+            </w:r>
+          </w:p>
+        </w:tc>
+        <w:tc>
+          <w:tcPr>
+            <w:tcW w:type="dxa" w:w="2880"/>
+          </w:tcPr>
+          <w:p>
+            <w:r>
+              <w:t>.vscode/settings.json · .claude/settings.json</w:t>
+            </w:r>
+          </w:p>
+        </w:tc>
+        <w:tc>
+          <w:tcPr>
+            <w:tcW w:type="dxa" w:w="2880"/>
+          </w:tcPr>
+          <w:p>
+            <w:r>
+              <w:t>Aynı politika, her runtime kendi dosyasında</w:t>
             </w:r>
           </w:p>
         </w:tc>
@@ -1484,6 +1548,48 @@
             <w:tcW w:type="dxa" w:w="2160"/>
           </w:tcPr>
           <w:p>
+            <w:r>
+              <w:t>Karpathy skills (multica-ai)</w:t>
+            </w:r>
+          </w:p>
+        </w:tc>
+        <w:tc>
+          <w:tcPr>
+            <w:tcW w:type="dxa" w:w="2160"/>
+          </w:tcPr>
+          <w:p>
+            <w:r>
+              <w:t>FİKRİ ALINDI</w:t>
+            </w:r>
+          </w:p>
+        </w:tc>
+        <w:tc>
+          <w:tcPr>
+            <w:tcW w:type="dxa" w:w="2160"/>
+          </w:tcPr>
+          <w:p>
+            <w:r>
+              <w:t>Dört prensipten üçü Golden Rules'da zaten daha ayrıntılı karşılanıyordu; gerçek boşluk iki maddeydi. Eklenti kurulmadı: AGENTS.md'nin yanında ikinci doğruluk kaynağı olurdu</w:t>
+            </w:r>
+          </w:p>
+        </w:tc>
+        <w:tc>
+          <w:tcPr>
+            <w:tcW w:type="dxa" w:w="2160"/>
+          </w:tcPr>
+          <w:p>
+            <w:r>
+              <w:t>Kural #1 (alternatifleri sun / itiraz et) ve kural #4 (cerrahi değişiklik testi)</w:t>
+            </w:r>
+          </w:p>
+        </w:tc>
+      </w:tr>
+      <w:tr>
+        <w:tc>
+          <w:tcPr>
+            <w:tcW w:type="dxa" w:w="2160"/>
+          </w:tcPr>
+          <w:p>
             <w:r/>
             <w:r>
               <w:rPr>
@@ -2115,6 +2221,38 @@
     </w:p>
     <w:p>
       <w:pPr>
+        <w:pStyle w:val="Heading2"/>
+      </w:pPr>
+      <w:r>
+        <w:t>3.4 Neden Karpathy skills eklentisi kurulmadı</w:t>
+      </w:r>
+    </w:p>
+    <w:p>
+      <w:pPr/>
+      <w:r>
+        <w:t>multica-ai/andrej-karpathy-skills, Andrej Karpathy'nin LLM'lerin kod yazarken tekrarlayan hataları üzerine söylediklerini dört prensibe indiriyor: Think Before Coding, Simplicity First, Surgical Changes, Goal-Driven Execution. Depo bunu Claude Code eklentisi, doğrudan CLAUDE.md parçası ya da Cursor kuralı olarak sunuyor.</w:t>
+      </w:r>
+    </w:p>
+    <w:p>
+      <w:pPr/>
+      <w:r>
+        <w:t>Prensipleri altın kurallara karşı satır satır okuduk. Üçü zaten karşılanıyordu, ikisi bizde daha ayrıntılı biçimde: Simplicity First'ün 'gereksiz soyutlama yazma' cümlesinin yerinde bizde yedi basamaklı merdiven var (kural #4). Goal-Driven Execution'ın 'başarı ölçütü tanımla, doğrulanana kadar döngüye gir' maddesi ise üç yere dağılmış durumda: kural #2 (kanıtsız 'oldu' denmez), kural #3 (kapılar yeşil değilse bitmedi) ve implement-task'ın birinci adımı — kanıtı adlandıramıyorsan görev hazır değildir.</w:t>
+      </w:r>
+    </w:p>
+    <w:p>
+      <w:pPr/>
+      <w:r>
+        <w:t>Gerçek boşluk iki maddeydi ve ikisi de kurala işlendi. Kural #1'e: iki makul okuma varsa ikisini de sun, sessizce birini seçme; daha basit bir yol görüyorsan söyle — istenen çözüm yanlışsa itiraz etmek işin parçası. Kural #4'e cerrahi test: değişen her satır isteğe kadar izlenebilmeli; komşu kodu, yorumu ya da formatı 'iyileştirme'; ilgisiz ölü kodu silme, söyle; yalnız kendi değişikliğinin öksüz bıraktığı import/değişken/fonksiyonu temizle.</w:t>
+      </w:r>
+    </w:p>
+    <w:p>
+      <w:pPr/>
+      <w:r>
+        <w:t>Eklenti olarak kurulmadı. Kurulsaydı AGENTS.md'nin yanına aynı konuyu farklı sözcüklerle anlatan ikinci bir doğruluk kaynağı gelirdi — GSD Core'u almama gerekçemizin aynısı. Dört prensip on dört altın kuralla çelişmiyor ama çakışıyor, ve çakışan iki metin arasında ajanın hangisini izlediğini ölçemeyiz. Kararı değiştirecek şey: prensiplerin ayrı bir skill olarak tetiklenmesinin ölçülebilir fayda sağladığını gösteren veri.</w:t>
+      </w:r>
+    </w:p>
+    <w:p>
+      <w:pPr>
         <w:pStyle w:val="Heading1"/>
       </w:pPr>
       <w:r>
@@ -2368,7 +2506,234 @@
         <w:pStyle w:val="Heading1"/>
       </w:pPr>
       <w:r>
-        <w:t>5. Neyi kaldırdık ve neden</w:t>
+        <w:t>5. Gizlilik ve izinler</w:t>
+      </w:r>
+    </w:p>
+    <w:p>
+      <w:pPr/>
+      <w:r>
+        <w:t>İlk turda ajan izinleri tek katmandı: terminal komut allowlist'i. İkinci turda üç katmana ayrıldı, çünkü katmanların garantileri birbirinden farklı ve birini diğerinin yerine koymak asıl risk. Aynı politika iki runtime'da da geçerli; yazıldığı dosya değişiyor.</w:t>
+      </w:r>
+    </w:p>
+    <w:tbl>
+      <w:tblPr>
+        <w:tblStyle w:val="TableGrid"/>
+        <w:tblW w:type="auto" w:w="0"/>
+        <w:tblLook w:firstColumn="1" w:firstRow="1" w:lastColumn="0" w:lastRow="0" w:noHBand="0" w:noVBand="1" w:val="04A0"/>
+      </w:tblPr>
+      <w:tblGrid>
+        <w:gridCol w:w="2880"/>
+        <w:gridCol w:w="2880"/>
+        <w:gridCol w:w="2880"/>
+      </w:tblGrid>
+      <w:tr>
+        <w:tc>
+          <w:tcPr>
+            <w:tcW w:type="dxa" w:w="2880"/>
+          </w:tcPr>
+          <w:p>
+            <w:r>
+              <w:t>Katman</w:t>
+            </w:r>
+          </w:p>
+        </w:tc>
+        <w:tc>
+          <w:tcPr>
+            <w:tcW w:type="dxa" w:w="2880"/>
+          </w:tcPr>
+          <w:p>
+            <w:r>
+              <w:t>Nerede</w:t>
+            </w:r>
+          </w:p>
+        </w:tc>
+        <w:tc>
+          <w:tcPr>
+            <w:tcW w:type="dxa" w:w="2880"/>
+          </w:tcPr>
+          <w:p>
+            <w:r>
+              <w:t>Ne garanti ediyor</w:t>
+            </w:r>
+          </w:p>
+        </w:tc>
+      </w:tr>
+      <w:tr>
+        <w:tc>
+          <w:tcPr>
+            <w:tcW w:type="dxa" w:w="2880"/>
+          </w:tcPr>
+          <w:p>
+            <w:r>
+              <w:t>Keşif</w:t>
+            </w:r>
+          </w:p>
+        </w:tc>
+        <w:tc>
+          <w:tcPr>
+            <w:tcW w:type="dxa" w:w="2880"/>
+          </w:tcPr>
+          <w:p>
+            <w:r>
+              <w:t>search.exclude · files.associations · github.copilot.enable · .gitignore</w:t>
+            </w:r>
+          </w:p>
+        </w:tc>
+        <w:tc>
+          <w:tcPr>
+            <w:tcW w:type="dxa" w:w="2880"/>
+          </w:tcPr>
+          <w:p>
+            <w:r>
+              <w:t>Sır dosyalarını aramadan, workspace index'inden ve inline completion'dan çıkarır. Hedefli bir okumayı durdurmaz.</w:t>
+            </w:r>
+          </w:p>
+        </w:tc>
+      </w:tr>
+      <w:tr>
+        <w:tc>
+          <w:tcPr>
+            <w:tcW w:type="dxa" w:w="2880"/>
+          </w:tcPr>
+          <w:p>
+            <w:r>
+              <w:t>Eylem</w:t>
+            </w:r>
+          </w:p>
+        </w:tc>
+        <w:tc>
+          <w:tcPr>
+            <w:tcW w:type="dxa" w:w="2880"/>
+          </w:tcPr>
+          <w:p>
+            <w:r>
+              <w:t>chat.tools.terminal.autoApprove · chat.tools.edits.autoApprove · chat.agent.sandbox.enabled · permissions.deny</w:t>
+            </w:r>
+          </w:p>
+        </w:tc>
+        <w:tc>
+          <w:tcPr>
+            <w:tcW w:type="dxa" w:w="2880"/>
+          </w:tcPr>
+          <w:p>
+            <w:r>
+              <w:t>Komutta ve düzenlemede onay kapısı. Claude Code tarafında Read()/Edit() deny gerçek blok: dosya araçlarını ve Claude Code'un tanıdığı cat/head/tail/sed komutlarını kapsıyor. Sandbox, iki tarafta da tek OS düzeyi blok.</w:t>
+            </w:r>
+          </w:p>
+        </w:tc>
+      </w:tr>
+      <w:tr>
+        <w:tc>
+          <w:tcPr>
+            <w:tcW w:type="dxa" w:w="2880"/>
+          </w:tcPr>
+          <w:p>
+            <w:r>
+              <w:t>Prompt</w:t>
+            </w:r>
+          </w:p>
+        </w:tc>
+        <w:tc>
+          <w:tcPr>
+            <w:tcW w:type="dxa" w:w="2880"/>
+          </w:tcPr>
+          <w:p>
+            <w:r>
+              <w:t>Altın kural: sırlar okunmaz, yazdırılmaz, yapıştırılmaz</w:t>
+            </w:r>
+          </w:p>
+        </w:tc>
+        <w:tc>
+          <w:tcPr>
+            <w:tcW w:type="dxa" w:w="2880"/>
+          </w:tcPr>
+          <w:p>
+            <w:r>
+              <w:t>Diğer iki katmanın kapatamadığını kapatır — ve Copilot tarafında tek kapsayıcı katman odur.</w:t>
+            </w:r>
+          </w:p>
+        </w:tc>
+      </w:tr>
+    </w:tbl>
+    <w:p>
+      <w:pPr/>
+    </w:p>
+    <w:p>
+      <w:pPr/>
+      <w:r>
+        <w:t>Deny listesi neden 'bütün .ini dosyaları kapalı' değil: deny kuralı istisna kabul etmiyor. Read(**/*.ini) yazıldığında alembic.ini, pytest.ini ve setup.cfg de kapanır ve geri açmanın yolu yoktur — db-migration skill'i o gün çalışmaz. Liste bu yüzden cerrahi: .env*, anahtar ve sertifikalar, secrets/**, ~/.ssh, ~/.aws, default.ini, config/*.ini. Endpoint'i lokal çağırmak gerçek bir iş akışı olduğu için curl/wget deny değil ask; analist workspace'inde ise deny, çünkü orada dışarı veri taşıyacak meşru bir gerekçe yok.</w:t>
+      </w:r>
+    </w:p>
+    <w:p>
+      <w:pPr/>
+      <w:r>
+        <w:t>Dürüst sınır, belgeye de kuralın yanına da yazıldı: GitHub'ın content exclusion özelliği Copilot'ın agent ve edit modlarında uygulanmıyor ve Business/Enterprise gerektiriyor. Yani Copilot tarafında dosya okumaya kesin bir blok yok; oradaki koruma onay kapısı, keşif kısıtı ve prompt kuralının toplamı. Hiç okunmaması gereken bir sır workspace'te değil, vault'ta durur — şablonun verdiği şey riski küçültmek, sıfırlamak değil.</w:t>
+      </w:r>
+    </w:p>
+    <w:p>
+      <w:pPr>
+        <w:pStyle w:val="Heading1"/>
+      </w:pPr>
+      <w:r>
+        <w:t>6. Kalite kapısı: lint projeye nasıl iniyor</w:t>
+      </w:r>
+    </w:p>
+    <w:p>
+      <w:pPr/>
+      <w:r>
+        <w:t>İlk turda lint bir PLACEHOLDER'dı: run-quality-gates skill'i 'örneğin ruff check' diyordu ama depoya hiçbir config inmiyordu. İkinci turda şirket içinde iki gerçek projede (admin-backend, admin-frontend) çalışan pre-commit yapısı şablona alındı. CI dosyası bilerek alınmadı: her deponun kendi deploy akışı var, ikinci bir workflow bakım borcu olur.</w:t>
+      </w:r>
+    </w:p>
+    <w:p>
+      <w:pPr/>
+      <w:r>
+        <w:t>Kapının depoya inişi üç ana bölünüyor ve karışan yer genelde birinci ile üçüncü arasındaki fark: script dosyayı koyar, ajan yığına uydurur.</w:t>
+      </w:r>
+    </w:p>
+    <w:p>
+      <w:pPr>
+        <w:pStyle w:val="ListBullet"/>
+      </w:pPr>
+      <w:r>
+        <w:t>start.py kopyalar. .pre-commit-config.yaml — frontend'de ayrıca eslint.config.js, python'da requirements-dev.txt — yalnız o dosya depoda yoksa yazılır. Varsa deponun kendi dosyası kazanır ve çıktıda 'left untouched' olarak görünür. 'Yoksa ekle' davranışı kopyalamanın kendisinde; ayrı bir mekanizma değil.</w:t>
+      </w:r>
+    </w:p>
+    <w:p>
+      <w:pPr>
+        <w:pStyle w:val="ListBullet"/>
+      </w:pPr>
+      <w:r>
+        <w:t>start.py raporlar. Kopyalamadan sonra bir lint readiness bloğu basıyor: pre-commit PATH'te mi, .git/hooks/pre-commit bağlı mı, pyproject.toml'da [tool.ruff] var mı, package.json'da lint script'i ya da husky izi var mı. Hiçbir şey kurmuyor; etkileşimli modda tek bir soru soruyor ve yalnız açık 'y' cevabıyla pre-commit install çalıştırıyor. .git/hooks/ altına izinsiz yazmak, ajandan istediğimiz davranışın tersi olurdu.</w:t>
+      </w:r>
+    </w:p>
+    <w:p>
+      <w:pPr>
+        <w:pStyle w:val="ListBullet"/>
+      </w:pPr>
+      <w:r>
+        <w:t>Bootstrap prompt'u uyarlar. Asıl karar burada, çünkü yığını okumak gerekiyor. Prompt üç durumu ayırıyor: (a) depoda lint yoktu — gelen config kurulumun kendisi olur, [tool.ruff] bloğu var olan pyproject.toml'a eklenir (şablon bilerek pyproject.toml taşımıyor), eslint.config.js TypeScript/Next.js'e uyarlanır, rev pin'leri kurulu sürümlerle eşitlenir; sonra pre-commit run --all-files bir kez koşulur ve eski kodun ürettiği hatalar sayı olarak raporlanır — sessizce toplu format atılmaz, kural gevşetilmez. (b) depoda zaten lint vardı — onlarınki kalır, pre-commit onların komutlarını çağırır, kopya hook'lar silinir. (c) husky ya da lint-staged vardı — iki kapı bir kapıdan kötü; ya husky pre-commit run çağırır ya şablonunki silinir.</w:t>
+      </w:r>
+    </w:p>
+    <w:p>
+      <w:pPr>
+        <w:pStyle w:val="ListBullet"/>
+      </w:pPr>
+      <w:r>
+        <w:t>Sonrasında kapı ayakta kalır. pre-commit run --all-files hem AGENTS.md'nin Commands bölümünde hem run-quality-gates skill'inde Gate 0 olarak duruyor; --no-verify yok. Hook'ların bir kısmı dosyayı düzeltip yine de hata döndürüyor (ruff --fix, eslint --fix) — skill bunu iki adımlı bir geçiş olarak tanımlıyor: düzelen diff okunur, doğruysa tutulur, hook tekrar koşulur.</w:t>
+      </w:r>
+    </w:p>
+    <w:p>
+      <w:pPr/>
+      <w:r>
+        <w:t>Uymayan bir kural config düzenlemesi değil, ADR konusu. detect-private-key hook'u ve dosya boyutu limiti ise lint değil gizlilik tarafına ait: sırrın ve sorgu dökümünün git geçmişine girmesini mekanik olarak engelliyor — analist workspace'inde kapının varlık sebebi zaten bu.</w:t>
+      </w:r>
+    </w:p>
+    <w:p>
+      <w:pPr>
+        <w:pStyle w:val="Heading1"/>
+      </w:pPr>
+      <w:r>
+        <w:t>7. Neyi kaldırdık ve neden</w:t>
       </w:r>
     </w:p>
     <w:tbl>
@@ -2586,7 +2951,7 @@
         <w:pStyle w:val="Heading1"/>
       </w:pPr>
       <w:r>
-        <w:t>6. Riskler ve açık kalanlar</w:t>
+        <w:t>8. Riskler ve açık kalanlar</w:t>
       </w:r>
     </w:p>
     <w:tbl>
@@ -2863,7 +3228,7 @@
         <w:pStyle w:val="Heading1"/>
       </w:pPr>
       <w:r>
-        <w:t>7. Bundan sonrası</w:t>
+        <w:t>9. Bundan sonrası</w:t>
       </w:r>
     </w:p>
     <w:p>

--- a/ai-coding-standardi.docx
+++ b/ai-coding-standardi.docx
@@ -548,7 +548,7 @@
           </w:tcPr>
           <w:p>
             <w:r>
-              <w:t>.pre-commit-config.yaml</w:t>
+              <w:t>.pre-commit-config.yaml (pip) · .husky/pre-commit (npm)</w:t>
             </w:r>
           </w:p>
         </w:tc>
@@ -2681,13 +2681,13 @@
     <w:p>
       <w:pPr/>
       <w:r>
-        <w:t>İlk turda lint bir PLACEHOLDER'dı: run-quality-gates skill'i 'örneğin ruff check' diyordu ama depoya hiçbir config inmiyordu. İkinci turda şirket içinde iki gerçek projede (admin-backend, admin-frontend) çalışan pre-commit yapısı şablona alındı. CI dosyası bilerek alınmadı: her deponun kendi deploy akışı var, ikinci bir workflow bakım borcu olur.</w:t>
+        <w:t>İlk turda lint bir PLACEHOLDER'dı: run-quality-gates skill'i 'örneğin ruff check' diyordu ama depoya hiçbir config inmiyordu. İkinci turda şirket içinde iki gerçek projede (admin-backend, admin-frontend) çalışan commit-anı kapısı şablona alındı. CI dosyası bilerek alınmadı: her deponun kendi deploy akışı var, ikinci bir workflow bakım borcu olur.</w:t>
       </w:r>
     </w:p>
     <w:p>
       <w:pPr/>
       <w:r>
-        <w:t>Kapının depoya inişi üç ana bölünüyor ve karışan yer genelde birinci ile üçüncü arasındaki fark: script dosyayı koyar, ajan yığına uydurur.</w:t>
+        <w:t>Her şablon kendi ekosisteminin aracını getiriyor, ikinci bir toolchain kurulmuyor: python-service'te pre-commit (pip) ile .pre-commit-config.yaml ve requirements-dev.txt; frontend-web'de husky + lint-staged (npm) ile .husky/pre-commit, .lintstagedrc.json ve eslint.config.js. Frontend'e pip sokmak yapının kendi mantığına aykırıydı ve pre-commit'in resmî bir npm dağıtımı da yok. husky, git'in hook mekanizmasını paylaşılabilir yapan küçük bir paket: .git/ klonlanmadığı için hook repoda duramaz, husky script'leri versiyonlanan .husky/ klasöründe tutup core.hooksPath'i oraya çeviriyor — üstelik bunu npm install'un çalıştırdığı prepare script'iyle yaptığı için ayrı bir kurulum adımı yok. lint-staged ise komutu yalnız staged dosyalara koşuyor.</w:t>
       </w:r>
     </w:p>
     <w:p>
@@ -2695,7 +2695,7 @@
         <w:pStyle w:val="ListBullet"/>
       </w:pPr>
       <w:r>
-        <w:t>start.py kopyalar. .pre-commit-config.yaml — frontend'de ayrıca eslint.config.js, python'da requirements-dev.txt — yalnız o dosya depoda yoksa yazılır. Varsa deponun kendi dosyası kazanır ve çıktıda 'left untouched' olarak görünür. 'Yoksa ekle' davranışı kopyalamanın kendisinde; ayrı bir mekanizma değil.</w:t>
+        <w:t>start.py kopyalar. Şablonun kendi kapı dosyaları yalnız o dosya depoda yoksa yazılır. Varsa deponun kendi dosyası kazanır ve çıktıda 'left untouched' olarak görünür. 'Yoksa ekle' davranışı kopyalamanın kendisinde; ayrı bir mekanizma değil.</w:t>
       </w:r>
     </w:p>
     <w:p>
@@ -2703,7 +2703,7 @@
         <w:pStyle w:val="ListBullet"/>
       </w:pPr>
       <w:r>
-        <w:t>start.py raporlar. Kopyalamadan sonra bir lint readiness bloğu basıyor: pre-commit PATH'te mi, .git/hooks/pre-commit bağlı mı, pyproject.toml'da [tool.ruff] var mı, package.json'da lint script'i ya da husky izi var mı. Hiçbir şey kurmuyor; etkileşimli modda tek bir soru soruyor ve yalnız açık 'y' cevabıyla pre-commit install çalıştırıyor. .git/hooks/ altına izinsiz yazmak, ajandan istediğimiz davranışın tersi olurdu.</w:t>
+        <w:t>start.py raporlar. Kopyalamadan sonra bir lint readiness bloğu basıyor ve hangi aracın indiğine göre doğru soruları soruyor: python'da pre-commit PATH'te mi ve .git/hooks/pre-commit bağlı mı; frontend'de lint-staged kurulu mu, package.json'da prepare script'i var mı, core.hooksPath .husky/ klasörüne dönmüş mü. Hiçbir şey kurmuyor. Yalnız pre-commit tarafında, etkileşimli modda tek bir soru soruyor ve açık 'y' cevabıyla çalıştırıyor; .git/hooks/ altına izinsiz yazmak ajandan istediğimiz davranışın tersi olurdu. husky tarafında böyle bir soru yok, çünkü npm install zaten bağlıyor.</w:t>
       </w:r>
     </w:p>
     <w:p>
@@ -2711,7 +2711,7 @@
         <w:pStyle w:val="ListBullet"/>
       </w:pPr>
       <w:r>
-        <w:t>Bootstrap prompt'u uyarlar. Asıl karar burada, çünkü yığını okumak gerekiyor. Prompt üç durumu ayırıyor: (a) depoda lint yoktu — gelen config kurulumun kendisi olur, [tool.ruff] bloğu var olan pyproject.toml'a eklenir (şablon bilerek pyproject.toml taşımıyor), eslint.config.js TypeScript/Next.js'e uyarlanır, rev pin'leri kurulu sürümlerle eşitlenir; sonra pre-commit run --all-files bir kez koşulur ve eski kodun ürettiği hatalar sayı olarak raporlanır — sessizce toplu format atılmaz, kural gevşetilmez. (b) depoda zaten lint vardı — onlarınki kalır, pre-commit onların komutlarını çağırır, kopya hook'lar silinir. (c) husky ya da lint-staged vardı — iki kapı bir kapıdan kötü; ya husky pre-commit run çağırır ya şablonunki silinir.</w:t>
+        <w:t>Bootstrap prompt'u uyarlar. Asıl karar burada, çünkü yığını okumak gerekiyor. Prompt üç durumu ayırıyor: (a) depoda lint yoktu — gelen config kurulumun kendisi olur; [tool.ruff] bloğu var olan pyproject.toml'a eklenir (şablon bilerek pyproject.toml taşımıyor), frontend'de npm i -D husky lint-staged ve prepare script'iyle hook gerçekten bağlanır, eslint.config.js TypeScript/Next.js'e uyarlanır; sonra tüm-ağaç taraması bir kez koşulur ve eski kodun ürettiği hatalar sayı olarak raporlanır — sessizce toplu format atılmaz, kural gevşetilmez. (b) depoda zaten lint vardı — onlarınki kalır, gelen kapı onların komutlarını çağırır, kopya kontroller silinir. (c) depoda zaten bir commit hook'u vardı (kendi husky kurulumu, package.json içinde lint-staged, simple-git-hooks ya da elle yazılmış .git/hooks/pre-commit) — iki kapı bir kapıdan kötü; kontroller birleştirilir ve sonunda tek hook koşar.</w:t>
       </w:r>
     </w:p>
     <w:p>
@@ -2719,13 +2719,13 @@
         <w:pStyle w:val="ListBullet"/>
       </w:pPr>
       <w:r>
-        <w:t>Sonrasında kapı ayakta kalır. pre-commit run --all-files hem AGENTS.md'nin Commands bölümünde hem run-quality-gates skill'inde Gate 0 olarak duruyor; --no-verify yok. Hook'ların bir kısmı dosyayı düzeltip yine de hata döndürüyor (ruff --fix, eslint --fix) — skill bunu iki adımlı bir geçiş olarak tanımlıyor: düzelen diff okunur, doğruysa tutulur, hook tekrar koşulur.</w:t>
+        <w:t>Sonrasında kapı ayakta kalır. Kapının komutu AGENTS.md'nin Commands bölümünde, tüm-ağaç karşılığı run-quality-gates skill'inde duruyor; --no-verify yok. Kontrollerin bir kısmı dosyayı düzeltip yine de hata döndürüyor (ruff --fix, eslint --fix) — skill bunu iki adımlı bir geçiş olarak tanımlıyor: düzelen diff okunur, doğruysa tutulur, kontrol tekrar koşulur.</w:t>
       </w:r>
     </w:p>
     <w:p>
       <w:pPr/>
       <w:r>
-        <w:t>Uymayan bir kural config düzenlemesi değil, ADR konusu. detect-private-key hook'u ve dosya boyutu limiti ise lint değil gizlilik tarafına ait: sırrın ve sorgu dökümünün git geçmişine girmesini mekanik olarak engelliyor — analist workspace'inde kapının varlık sebebi zaten bu.</w:t>
+        <w:t>Uymayan bir kural config düzenlemesi değil, ADR konusu. Sır ve dosya boyutu kontrolleri ise lint değil gizlilik tarafına ait: python'da detect-private-key ve check-added-large-files hook'ları, frontend'de .husky/pre-commit dosyasının başındaki iki guard, analist workspace'inde ise kapının varlık sebebinin kendisi — bir sırrın ya da sorgu dökümünün git geçmişine girmesini mekanik olarak engellemek.</w:t>
       </w:r>
     </w:p>
     <w:p>

--- a/ai-coding-standardi.docx
+++ b/ai-coding-standardi.docx
@@ -2725,7 +2725,7 @@
     <w:p>
       <w:pPr/>
       <w:r>
-        <w:t>Uymayan bir kural config düzenlemesi değil, ADR konusu. Sır ve dosya boyutu kontrolleri ise lint değil gizlilik tarafına ait: python'da detect-private-key ve check-added-large-files hook'ları, frontend'de .husky/pre-commit dosyasının başındaki iki guard, analist workspace'inde ise kapının varlık sebebinin kendisi — bir sırrın ya da sorgu dökümünün git geçmişine girmesini mekanik olarak engellemek.</w:t>
+        <w:t>Uymayan bir kural config düzenlemesi değil, ADR konusu. Sır ve dosya boyutu kontrolleri ise lint değil gizlilik tarafına ait: python'da detect-private-key ve check-added-large-files hook'ları, frontend'de .husky/pre-commit dosyasının başındaki iki guard — bir sırrın git geçmişine girmesini mekanik olarak engelliyorlar. Analist workspace'inde commit-anı kapısı yok: orada koşacak lint de test de yok, tek başına bir sır kontrolü için ayrı bir toolchain kurmak maliyetten fazlasını getirmiyordu. O taraftaki koruma deny kuralları ve altın kural #2.</w:t>
       </w:r>
     </w:p>
     <w:p>
